--- a/SeminarApplicationForm.docx
+++ b/SeminarApplicationForm.docx
@@ -2283,37 +2283,31 @@
         <w:rPr>
           <w:rFonts w:ascii="HG丸ｺﾞｼｯｸM-PRO" w:eastAsia="HG丸ｺﾞｼｯｸM-PRO" w:hAnsi="HG丸ｺﾞｼｯｸM-PRO" w:hint="eastAsia"/>
         </w:rPr>
-        <w:t>本研究会では、</w:t>
-      </w:r>
-      <w:r>
-        <w:rPr>
-          <w:rFonts w:ascii="HG丸ｺﾞｼｯｸM-PRO" w:eastAsia="HG丸ｺﾞｼｯｸM-PRO" w:hAnsi="HG丸ｺﾞｼｯｸM-PRO"/>
-        </w:rPr>
-        <w:t>様々な背景の学生が話しやすく、気持ちよく過ごせる心理的安全性が確保された場を作ることを最優先にし、次のような行為が繰り返し見られた場合、過去の履修者でも、継続履修を</w:t>
-      </w:r>
-      <w:r>
-        <w:rPr>
-          <w:rFonts w:ascii="HG丸ｺﾞｼｯｸM-PRO" w:eastAsia="HG丸ｺﾞｼｯｸM-PRO" w:hAnsi="HG丸ｺﾞｼｯｸM-PRO" w:hint="eastAsia"/>
-        </w:rPr>
-        <w:t>お断りすることがあります。</w:t>
-      </w:r>
-      <w:r>
-        <w:rPr>
-          <w:rFonts w:ascii="HG丸ｺﾞｼｯｸM-PRO" w:eastAsia="HG丸ｺﾞｼｯｸM-PRO" w:hAnsi="HG丸ｺﾞｼｯｸM-PRO" w:hint="eastAsia"/>
-        </w:rPr>
-        <w:t>この点について、</w:t>
-      </w:r>
-      <w:r>
-        <w:rPr>
-          <w:rFonts w:ascii="HG丸ｺﾞｼｯｸM-PRO" w:eastAsia="HG丸ｺﾞｼｯｸM-PRO" w:hAnsi="HG丸ｺﾞｼｯｸM-PRO" w:hint="eastAsia"/>
-        </w:rPr>
-        <w:t>ご同意いただけますか（該当しない方を削除してください）</w:t>
-      </w:r>
-      <w:r>
-        <w:rPr>
-          <w:rFonts w:ascii="HG丸ｺﾞｼｯｸM-PRO" w:eastAsia="HG丸ｺﾞｼｯｸM-PRO" w:hAnsi="HG丸ｺﾞｼｯｸM-PRO" w:hint="eastAsia"/>
-        </w:rPr>
-        <w:t>。</w:t>
+        <w:t>本研究会では、様々な背景の学生が話しやすく、気持ちよく過ごせる心理的に安全な場を作ること、そして、個人研究の深化はもちろん、グループワークを通じた「全体からの学び」を重視しています。</w:t>
+      </w:r>
+      <w:r>
+        <w:rPr>
+          <w:rFonts w:ascii="HG丸ｺﾞｼｯｸM-PRO" w:eastAsia="HG丸ｺﾞｼｯｸM-PRO" w:hAnsi="HG丸ｺﾞｼｯｸM-PRO"/>
+        </w:rPr>
+        <w:br/>
+      </w:r>
+      <w:r>
+        <w:rPr>
+          <w:rFonts w:ascii="HG丸ｺﾞｼｯｸM-PRO" w:eastAsia="HG丸ｺﾞｼｯｸM-PRO" w:hAnsi="HG丸ｺﾞｼｯｸM-PRO" w:hint="eastAsia"/>
+        </w:rPr>
+        <w:t xml:space="preserve">　教員である私も、皆さんが安心・安全に、そして気持ちよく学びを深められるよう環境づくりに全力を尽くしますが、同時に、これには、学生の皆さんの協力も不可欠です。参加者の皆様一人一人には、お互いをリスペクトし、主体的に、そして協調的に研究会へコミットすることを期待します。</w:t>
+      </w:r>
+      <w:r>
+        <w:rPr>
+          <w:rFonts w:ascii="HG丸ｺﾞｼｯｸM-PRO" w:eastAsia="HG丸ｺﾞｼｯｸM-PRO" w:hAnsi="HG丸ｺﾞｼｯｸM-PRO"/>
+        </w:rPr>
+        <w:br/>
+      </w:r>
+      <w:r>
+        <w:rPr>
+          <w:rFonts w:ascii="HG丸ｺﾞｼｯｸM-PRO" w:eastAsia="HG丸ｺﾞｼｯｸM-PRO" w:hAnsi="HG丸ｺﾞｼｯｸM-PRO" w:hint="eastAsia"/>
+        </w:rPr>
+        <w:t xml:space="preserve">　なお、充実した学習環境を維持し、研究会の健全な運営を守るため、共同学習の場を維持することが困難と判断される場合（過去の履修状況や研究活動への取り組み状況などを含む）には、履修を認めないことがあります。ご同意いただけますか（該当する方に〇をつけてください）。</w:t>
       </w:r>
       <w:r>
         <w:rPr>
@@ -2362,199 +2356,6 @@
       </w:tr>
     </w:tbl>
     <w:p/>
-    <w:p>
-      <w:pPr>
-        <w:numPr>
-          <w:ilvl w:val="0"/>
-          <w:numId w:val="6"/>
-        </w:numPr>
-        <w:rPr>
-          <w:rFonts w:ascii="HG丸ｺﾞｼｯｸM-PRO" w:eastAsia="HG丸ｺﾞｼｯｸM-PRO" w:hAnsi="HG丸ｺﾞｼｯｸM-PRO"/>
-        </w:rPr>
-      </w:pPr>
-      <w:r>
-        <w:rPr>
-          <w:rFonts w:ascii="HG丸ｺﾞｼｯｸM-PRO" w:eastAsia="HG丸ｺﾞｼｯｸM-PRO" w:hAnsi="HG丸ｺﾞｼｯｸM-PRO"/>
-        </w:rPr>
-        <w:t>他者（他の履修者／教員）の</w:t>
-      </w:r>
-      <w:r>
-        <w:rPr>
-          <w:rFonts w:ascii="HG丸ｺﾞｼｯｸM-PRO" w:eastAsia="HG丸ｺﾞｼｯｸM-PRO" w:hAnsi="HG丸ｺﾞｼｯｸM-PRO"/>
-          <w:b/>
-          <w:bCs/>
-        </w:rPr>
-        <w:t>悪口</w:t>
-      </w:r>
-      <w:r>
-        <w:rPr>
-          <w:rFonts w:ascii="HG丸ｺﾞｼｯｸM-PRO" w:eastAsia="HG丸ｺﾞｼｯｸM-PRO" w:hAnsi="HG丸ｺﾞｼｯｸM-PRO"/>
-        </w:rPr>
-        <w:t>を言う</w:t>
-      </w:r>
-    </w:p>
-    <w:p>
-      <w:pPr>
-        <w:numPr>
-          <w:ilvl w:val="0"/>
-          <w:numId w:val="6"/>
-        </w:numPr>
-        <w:rPr>
-          <w:rFonts w:ascii="HG丸ｺﾞｼｯｸM-PRO" w:eastAsia="HG丸ｺﾞｼｯｸM-PRO" w:hAnsi="HG丸ｺﾞｼｯｸM-PRO"/>
-        </w:rPr>
-      </w:pPr>
-      <w:r>
-        <w:rPr>
-          <w:rFonts w:ascii="HG丸ｺﾞｼｯｸM-PRO" w:eastAsia="HG丸ｺﾞｼｯｸM-PRO" w:hAnsi="HG丸ｺﾞｼｯｸM-PRO"/>
-        </w:rPr>
-        <w:t>他者を</w:t>
-      </w:r>
-      <w:r>
-        <w:rPr>
-          <w:rFonts w:ascii="HG丸ｺﾞｼｯｸM-PRO" w:eastAsia="HG丸ｺﾞｼｯｸM-PRO" w:hAnsi="HG丸ｺﾞｼｯｸM-PRO"/>
-          <w:b/>
-          <w:bCs/>
-        </w:rPr>
-        <w:t>馬鹿にする・侮辱する</w:t>
-      </w:r>
-    </w:p>
-    <w:p>
-      <w:pPr>
-        <w:numPr>
-          <w:ilvl w:val="0"/>
-          <w:numId w:val="6"/>
-        </w:numPr>
-        <w:rPr>
-          <w:rFonts w:ascii="HG丸ｺﾞｼｯｸM-PRO" w:eastAsia="HG丸ｺﾞｼｯｸM-PRO" w:hAnsi="HG丸ｺﾞｼｯｸM-PRO"/>
-        </w:rPr>
-      </w:pPr>
-      <w:r>
-        <w:rPr>
-          <w:rFonts w:ascii="HG丸ｺﾞｼｯｸM-PRO" w:eastAsia="HG丸ｺﾞｼｯｸM-PRO" w:hAnsi="HG丸ｺﾞｼｯｸM-PRO"/>
-        </w:rPr>
-        <w:t>威圧的な言葉、にらみつけるなど、言語的／非言語的なメッセージによる</w:t>
-      </w:r>
-      <w:r>
-        <w:rPr>
-          <w:rFonts w:ascii="HG丸ｺﾞｼｯｸM-PRO" w:eastAsia="HG丸ｺﾞｼｯｸM-PRO" w:hAnsi="HG丸ｺﾞｼｯｸM-PRO"/>
-          <w:b/>
-          <w:bCs/>
-        </w:rPr>
-        <w:t>他者へのおどし</w:t>
-      </w:r>
-    </w:p>
-    <w:p>
-      <w:pPr>
-        <w:numPr>
-          <w:ilvl w:val="0"/>
-          <w:numId w:val="6"/>
-        </w:numPr>
-        <w:rPr>
-          <w:rFonts w:ascii="HG丸ｺﾞｼｯｸM-PRO" w:eastAsia="HG丸ｺﾞｼｯｸM-PRO" w:hAnsi="HG丸ｺﾞｼｯｸM-PRO"/>
-        </w:rPr>
-      </w:pPr>
-      <w:r>
-        <w:rPr>
-          <w:rFonts w:ascii="HG丸ｺﾞｼｯｸM-PRO" w:eastAsia="HG丸ｺﾞｼｯｸM-PRO" w:hAnsi="HG丸ｺﾞｼｯｸM-PRO"/>
-          <w:b/>
-          <w:bCs/>
-        </w:rPr>
-        <w:t>嫌いなタスクは放棄</w:t>
-      </w:r>
-      <w:r>
-        <w:rPr>
-          <w:rFonts w:ascii="HG丸ｺﾞｼｯｸM-PRO" w:eastAsia="HG丸ｺﾞｼｯｸM-PRO" w:hAnsi="HG丸ｺﾞｼｯｸM-PRO"/>
-        </w:rPr>
-        <w:t>して、最後まで取り組もうとしない</w:t>
-      </w:r>
-    </w:p>
-    <w:p>
-      <w:pPr>
-        <w:numPr>
-          <w:ilvl w:val="0"/>
-          <w:numId w:val="6"/>
-        </w:numPr>
-        <w:rPr>
-          <w:rFonts w:ascii="HG丸ｺﾞｼｯｸM-PRO" w:eastAsia="HG丸ｺﾞｼｯｸM-PRO" w:hAnsi="HG丸ｺﾞｼｯｸM-PRO"/>
-        </w:rPr>
-      </w:pPr>
-      <w:r>
-        <w:rPr>
-          <w:rFonts w:ascii="HG丸ｺﾞｼｯｸM-PRO" w:eastAsia="HG丸ｺﾞｼｯｸM-PRO" w:hAnsi="HG丸ｺﾞｼｯｸM-PRO"/>
-        </w:rPr>
-        <w:t>他者をさげすんだり馬鹿にして</w:t>
-      </w:r>
-      <w:r>
-        <w:rPr>
-          <w:rFonts w:ascii="HG丸ｺﾞｼｯｸM-PRO" w:eastAsia="HG丸ｺﾞｼｯｸM-PRO" w:hAnsi="HG丸ｺﾞｼｯｸM-PRO"/>
-          <w:b/>
-          <w:bCs/>
-        </w:rPr>
-        <w:t>対話を拒否</w:t>
-      </w:r>
-      <w:r>
-        <w:rPr>
-          <w:rFonts w:ascii="HG丸ｺﾞｼｯｸM-PRO" w:eastAsia="HG丸ｺﾞｼｯｸM-PRO" w:hAnsi="HG丸ｺﾞｼｯｸM-PRO"/>
-        </w:rPr>
-        <w:t>する</w:t>
-      </w:r>
-    </w:p>
-    <w:p>
-      <w:pPr>
-        <w:numPr>
-          <w:ilvl w:val="0"/>
-          <w:numId w:val="6"/>
-        </w:numPr>
-        <w:rPr>
-          <w:rFonts w:ascii="HG丸ｺﾞｼｯｸM-PRO" w:eastAsia="HG丸ｺﾞｼｯｸM-PRO" w:hAnsi="HG丸ｺﾞｼｯｸM-PRO"/>
-        </w:rPr>
-      </w:pPr>
-      <w:r>
-        <w:rPr>
-          <w:rFonts w:ascii="HG丸ｺﾞｼｯｸM-PRO" w:eastAsia="HG丸ｺﾞｼｯｸM-PRO" w:hAnsi="HG丸ｺﾞｼｯｸM-PRO"/>
-        </w:rPr>
-        <w:t>教員との会話を占有し、他の履修生の</w:t>
-      </w:r>
-      <w:r>
-        <w:rPr>
-          <w:rFonts w:ascii="HG丸ｺﾞｼｯｸM-PRO" w:eastAsia="HG丸ｺﾞｼｯｸM-PRO" w:hAnsi="HG丸ｺﾞｼｯｸM-PRO"/>
-          <w:b/>
-          <w:bCs/>
-        </w:rPr>
-        <w:t>学びの機会を奪う</w:t>
-      </w:r>
-    </w:p>
-    <w:p>
-      <w:pPr>
-        <w:numPr>
-          <w:ilvl w:val="0"/>
-          <w:numId w:val="6"/>
-        </w:numPr>
-        <w:rPr>
-          <w:rFonts w:ascii="HG丸ｺﾞｼｯｸM-PRO" w:eastAsia="HG丸ｺﾞｼｯｸM-PRO" w:hAnsi="HG丸ｺﾞｼｯｸM-PRO"/>
-        </w:rPr>
-      </w:pPr>
-      <w:r>
-        <w:rPr>
-          <w:rFonts w:ascii="HG丸ｺﾞｼｯｸM-PRO" w:eastAsia="HG丸ｺﾞｼｯｸM-PRO" w:hAnsi="HG丸ｺﾞｼｯｸM-PRO"/>
-        </w:rPr>
-        <w:t>研究会の雰囲気が悪くなるような</w:t>
-      </w:r>
-      <w:r>
-        <w:rPr>
-          <w:rFonts w:ascii="HG丸ｺﾞｼｯｸM-PRO" w:eastAsia="HG丸ｺﾞｼｯｸM-PRO" w:hAnsi="HG丸ｺﾞｼｯｸM-PRO"/>
-          <w:b/>
-          <w:bCs/>
-        </w:rPr>
-        <w:t>反社会的な行動</w:t>
-      </w:r>
-      <w:r>
-        <w:rPr>
-          <w:rFonts w:ascii="HG丸ｺﾞｼｯｸM-PRO" w:eastAsia="HG丸ｺﾞｼｯｸM-PRO" w:hAnsi="HG丸ｺﾞｼｯｸM-PRO"/>
-        </w:rPr>
-        <w:t>をとる</w:t>
-      </w:r>
-    </w:p>
     <w:p>
       <w:pPr>
         <w:rPr>
